--- a/Docs/00_CanJFS/R1_18062026/R1_CanJFS_Figure_4.docx
+++ b/Docs/00_CanJFS/R1_18062026/R1_CanJFS_Figure_4.docx
@@ -15,10 +15,10 @@
           <w:szCs w:val="16"/>
         </w:rPr>
         <w:drawing>
-          <wp:inline distT="0" distB="0" distL="0" distR="0" wp14:anchorId="38EAD5C6" wp14:editId="2417EC77">
-            <wp:extent cx="3129280" cy="6705600"/>
-            <wp:effectExtent l="0" t="0" r="0" b="0"/>
-            <wp:docPr id="1304865973" name="Picture 3" descr="A graph of different colored lines  AI-generated content may be incorrect."/>
+          <wp:inline distT="0" distB="0" distL="0" distR="0" wp14:anchorId="5B9E973F" wp14:editId="6E1D3E99">
+            <wp:extent cx="3144659" cy="6738557"/>
+            <wp:effectExtent l="0" t="0" r="0" b="5715"/>
+            <wp:docPr id="818372341" name="Picture 3"/>
             <wp:cNvGraphicFramePr>
               <a:graphicFrameLocks xmlns:a="http://schemas.openxmlformats.org/drawingml/2006/main" noChangeAspect="1"/>
             </wp:cNvGraphicFramePr>
@@ -26,7 +26,7 @@
               <a:graphicData uri="http://schemas.openxmlformats.org/drawingml/2006/picture">
                 <pic:pic xmlns:pic="http://schemas.openxmlformats.org/drawingml/2006/picture">
                   <pic:nvPicPr>
-                    <pic:cNvPr id="1304865973" name="Picture 3" descr="A graph of different colored lines  AI-generated content may be incorrect."/>
+                    <pic:cNvPr id="1304865973" name="Picture 3"/>
                     <pic:cNvPicPr/>
                   </pic:nvPicPr>
                   <pic:blipFill>
@@ -44,7 +44,7 @@
                   <pic:spPr>
                     <a:xfrm>
                       <a:off x="0" y="0"/>
-                      <a:ext cx="3144660" cy="6738557"/>
+                      <a:ext cx="3144659" cy="6738557"/>
                     </a:xfrm>
                     <a:prstGeom prst="rect">
                       <a:avLst/>
